--- a/engine/scem_study/SCEM_Bibliography_10-09-2026.docx
+++ b/engine/scem_study/SCEM_Bibliography_10-09-2026.docx
@@ -558,7 +558,7 @@
                 <w:color w:val="1C3A36"/>
                 <w:sz w:val="14"/>
               </w:rPr>
-              <w:t>Cement grinding capacity, El Hassana, two lines</w:t>
+              <w:t>Cement grinding capacity, El Hassana, two lines. NOT THE SAME THING AS THE 2.9 MILLION TONNES THE COMPANY'S OWN WEBSITE QUOTES, and the distinction is stated here because a reader who finds that page will otherwise think this study overstated capacity by a third. The website says the plant PRODUCES an average of 2.9 million tonnes of packed and bulk cement: that is output, not nameplate. It sits exactly where it should between the 2.57 million tonnes of kiln clinker below and the 3.80 of grinding, which is 76% of the mills running</w:t>
             </w:r>
           </w:p>
         </w:tc>
@@ -4979,7 +4979,7 @@
                 <w:color w:val="1C3A36"/>
                 <w:sz w:val="14"/>
               </w:rPr>
-              <w:t>egy_prod_mt</w:t>
+              <w:t>egy_new_licence_mt</w:t>
             </w:r>
           </w:p>
         </w:tc>
@@ -4996,7 +4996,7 @@
                 <w:color w:val="1C3A36"/>
                 <w:sz w:val="14"/>
               </w:rPr>
-              <w:t>65</w:t>
+              <w:t>3.5</w:t>
             </w:r>
           </w:p>
         </w:tc>
@@ -5030,7 +5030,7 @@
                 <w:color w:val="1C3A36"/>
                 <w:sz w:val="14"/>
               </w:rPr>
-              <w:t>Egyptian cement production 2025</w:t>
+              <w:t>SECTOR SUPPLY THIS STUDY DID NOT CARRY: two Egyptian cement licences planned from October 2025 at 1.5-2.0 million tonnes a year each, 3.5 at the midpoint, on top of the dormant capacity already returning. Nothing was located awarding either to this company, so it is sector supply and never this company's volume. It bears on the price path rather than on the volume build, and the direction is against this study's answer rather than for it</w:t>
             </w:r>
           </w:p>
         </w:tc>
@@ -5047,7 +5047,7 @@
                 <w:color w:val="1C3A36"/>
                 <w:sz w:val="14"/>
               </w:rPr>
-              <w:t>2026-01-01</w:t>
+              <w:t>2025-10-19</w:t>
             </w:r>
           </w:p>
         </w:tc>
@@ -5083,7 +5083,7 @@
                 <w:color w:val="1C3A36"/>
                 <w:sz w:val="14"/>
               </w:rPr>
-              <w:t>egy_revival_mt</w:t>
+              <w:t>egy_prod_mt</w:t>
             </w:r>
           </w:p>
         </w:tc>
@@ -5100,7 +5100,7 @@
                 <w:color w:val="1C3A36"/>
                 <w:sz w:val="14"/>
               </w:rPr>
-              <w:t>12.6</w:t>
+              <w:t>65</w:t>
             </w:r>
           </w:p>
         </w:tc>
@@ -5134,7 +5134,7 @@
                 <w:color w:val="1C3A36"/>
                 <w:sz w:val="14"/>
               </w:rPr>
-              <w:t>Dormant capacity under revival from 2H-2026</w:t>
+              <w:t>Egyptian cement production 2025</w:t>
             </w:r>
           </w:p>
         </w:tc>
@@ -5151,7 +5151,7 @@
                 <w:color w:val="1C3A36"/>
                 <w:sz w:val="14"/>
               </w:rPr>
-              <w:t>2025-10-01</w:t>
+              <w:t>2026-01-01</w:t>
             </w:r>
           </w:p>
         </w:tc>
@@ -5187,7 +5187,7 @@
                 <w:color w:val="1C3A36"/>
                 <w:sz w:val="14"/>
               </w:rPr>
-              <w:t>fuel_usd_gj</w:t>
+              <w:t>egy_revival_mt</w:t>
             </w:r>
           </w:p>
         </w:tc>
@@ -5204,7 +5204,7 @@
                 <w:color w:val="1C3A36"/>
                 <w:sz w:val="14"/>
               </w:rPr>
-              <w:t>4</w:t>
+              <w:t>12.6</w:t>
             </w:r>
           </w:p>
         </w:tc>
@@ -5238,7 +5238,7 @@
                 <w:color w:val="1C3A36"/>
                 <w:sz w:val="14"/>
               </w:rPr>
-              <w:t>Delivered solid fuel, petcoke/coal ~USD 128/t at ~32 GJ/t</w:t>
+              <w:t>Dormant capacity under revival from 2H-2026</w:t>
             </w:r>
           </w:p>
         </w:tc>
@@ -5255,7 +5255,7 @@
                 <w:color w:val="1C3A36"/>
                 <w:sz w:val="14"/>
               </w:rPr>
-              <w:t>2026-08-06</w:t>
+              <w:t>2025-10-01</w:t>
             </w:r>
           </w:p>
         </w:tc>
@@ -5291,7 +5291,7 @@
                 <w:color w:val="1C3A36"/>
                 <w:sz w:val="14"/>
               </w:rPr>
-              <w:t>packaging_egp_t</w:t>
+              <w:t>fuel_usd_gj</w:t>
             </w:r>
           </w:p>
         </w:tc>
@@ -5308,7 +5308,7 @@
                 <w:color w:val="1C3A36"/>
                 <w:sz w:val="14"/>
               </w:rPr>
-              <w:t>55</w:t>
+              <w:t>4</w:t>
             </w:r>
           </w:p>
         </w:tc>
@@ -5342,7 +5342,7 @@
                 <w:color w:val="1C3A36"/>
                 <w:sz w:val="14"/>
               </w:rPr>
-              <w:t>Bag cost per tonne of bagged cement</w:t>
+              <w:t>Delivered solid fuel, petcoke/coal ~USD 128/t at ~32 GJ/t</w:t>
             </w:r>
           </w:p>
         </w:tc>
@@ -5395,7 +5395,7 @@
                 <w:color w:val="1C3A36"/>
                 <w:sz w:val="14"/>
               </w:rPr>
-              <w:t>peer_arcc_pat</w:t>
+              <w:t>packaging_egp_t</w:t>
             </w:r>
           </w:p>
         </w:tc>
@@ -5412,7 +5412,7 @@
                 <w:color w:val="1C3A36"/>
                 <w:sz w:val="14"/>
               </w:rPr>
-              <w:t>3,600</w:t>
+              <w:t>55</w:t>
             </w:r>
           </w:p>
         </w:tc>
@@ -5446,7 +5446,7 @@
                 <w:color w:val="1C3A36"/>
                 <w:sz w:val="14"/>
               </w:rPr>
-              <w:t>Arabian Cement FY2025 consolidated profit</w:t>
+              <w:t>Bag cost per tonne of bagged cement</w:t>
             </w:r>
           </w:p>
         </w:tc>
@@ -5463,7 +5463,7 @@
                 <w:color w:val="1C3A36"/>
                 <w:sz w:val="14"/>
               </w:rPr>
-              <w:t>2026-03-01</w:t>
+              <w:t>2026-08-06</w:t>
             </w:r>
           </w:p>
         </w:tc>
@@ -5499,7 +5499,7 @@
                 <w:color w:val="1C3A36"/>
                 <w:sz w:val="14"/>
               </w:rPr>
-              <w:t>peer_mbsc_eps</w:t>
+              <w:t>peer_arcc_pat</w:t>
             </w:r>
           </w:p>
         </w:tc>
@@ -5516,7 +5516,7 @@
                 <w:color w:val="1C3A36"/>
                 <w:sz w:val="14"/>
               </w:rPr>
-              <w:t>61.25</w:t>
+              <w:t>3,600</w:t>
             </w:r>
           </w:p>
         </w:tc>
@@ -5550,7 +5550,7 @@
                 <w:color w:val="1C3A36"/>
                 <w:sz w:val="14"/>
               </w:rPr>
-              <w:t>Misr Beni Suef FY2025 EPS</w:t>
+              <w:t>Arabian Cement FY2025 consolidated profit</w:t>
             </w:r>
           </w:p>
         </w:tc>
@@ -5603,7 +5603,7 @@
                 <w:color w:val="1C3A36"/>
                 <w:sz w:val="14"/>
               </w:rPr>
-              <w:t>peer_mbsc_evebitda</w:t>
+              <w:t>peer_mbsc_eps</w:t>
             </w:r>
           </w:p>
         </w:tc>
@@ -5620,7 +5620,7 @@
                 <w:color w:val="1C3A36"/>
                 <w:sz w:val="14"/>
               </w:rPr>
-              <w:t>5.03</w:t>
+              <w:t>61.25</w:t>
             </w:r>
           </w:p>
         </w:tc>
@@ -5654,7 +5654,7 @@
                 <w:color w:val="1C3A36"/>
                 <w:sz w:val="14"/>
               </w:rPr>
-              <w:t>Misr Beni Suef EV/EBITDA as quoted. Carried with a caution: no enterprise value, EBITDA or net-cash figure is published for it, and pairing it with the stated profit implies a 68% EBITDA margin, which no cement company earns</w:t>
+              <w:t>Misr Beni Suef FY2025 EPS</w:t>
             </w:r>
           </w:p>
         </w:tc>
@@ -5671,7 +5671,7 @@
                 <w:color w:val="1C3A36"/>
                 <w:sz w:val="14"/>
               </w:rPr>
-              <w:t>2026-08-06</w:t>
+              <w:t>2026-03-01</w:t>
             </w:r>
           </w:p>
         </w:tc>
@@ -5707,7 +5707,7 @@
                 <w:color w:val="1C3A36"/>
                 <w:sz w:val="14"/>
               </w:rPr>
-              <w:t>peer_mbsc_mcap</w:t>
+              <w:t>peer_mbsc_evebitda</w:t>
             </w:r>
           </w:p>
         </w:tc>
@@ -5724,7 +5724,7 @@
                 <w:color w:val="1C3A36"/>
                 <w:sz w:val="14"/>
               </w:rPr>
-              <w:t>13,730</w:t>
+              <w:t>5.03</w:t>
             </w:r>
           </w:p>
         </w:tc>
@@ -5758,7 +5758,7 @@
                 <w:color w:val="1C3A36"/>
                 <w:sz w:val="14"/>
               </w:rPr>
-              <w:t>Misr Beni Suef market capitalisation</w:t>
+              <w:t>Misr Beni Suef EV/EBITDA as quoted. Carried with a caution: no enterprise value, EBITDA or net-cash figure is published for it, and pairing it with the stated profit implies a 68% EBITDA margin, which no cement company earns</w:t>
             </w:r>
           </w:p>
         </w:tc>
@@ -5811,7 +5811,7 @@
                 <w:color w:val="1C3A36"/>
                 <w:sz w:val="14"/>
               </w:rPr>
-              <w:t>peer_mbsc_pat</w:t>
+              <w:t>peer_mbsc_mcap</w:t>
             </w:r>
           </w:p>
         </w:tc>
@@ -5828,7 +5828,7 @@
                 <w:color w:val="1C3A36"/>
                 <w:sz w:val="14"/>
               </w:rPr>
-              <w:t>3,946</w:t>
+              <w:t>13,730</w:t>
             </w:r>
           </w:p>
         </w:tc>
@@ -5862,7 +5862,7 @@
                 <w:color w:val="1C3A36"/>
                 <w:sz w:val="14"/>
               </w:rPr>
-              <w:t>Misr Beni Suef FY2025 attributable profit</w:t>
+              <w:t>Misr Beni Suef market capitalisation</w:t>
             </w:r>
           </w:p>
         </w:tc>
@@ -5879,7 +5879,7 @@
                 <w:color w:val="1C3A36"/>
                 <w:sz w:val="14"/>
               </w:rPr>
-              <w:t>2026-03-01</w:t>
+              <w:t>2026-08-06</w:t>
             </w:r>
           </w:p>
         </w:tc>
@@ -5915,7 +5915,7 @@
                 <w:color w:val="1C3A36"/>
                 <w:sz w:val="14"/>
               </w:rPr>
-              <w:t>peer_mbsc_pe</w:t>
+              <w:t>peer_mbsc_pat</w:t>
             </w:r>
           </w:p>
         </w:tc>
@@ -5932,7 +5932,7 @@
                 <w:color w:val="1C3A36"/>
                 <w:sz w:val="14"/>
               </w:rPr>
-              <w:t>3.48</w:t>
+              <w:t>3,946</w:t>
             </w:r>
           </w:p>
         </w:tc>
@@ -5966,7 +5966,7 @@
                 <w:color w:val="1C3A36"/>
                 <w:sz w:val="14"/>
               </w:rPr>
-              <w:t>Misr Beni Suef trailing price/earnings RECOMPUTED as market capitalisation over attributable profit. The 6.44x printed by data providers cannot be reconciled with the market capitalisation printed beside it — 6.44 x 3,946 = 25,412 against a stated 13,730</w:t>
+              <w:t>Misr Beni Suef FY2025 attributable profit</w:t>
             </w:r>
           </w:p>
         </w:tc>
@@ -5983,7 +5983,7 @@
                 <w:color w:val="1C3A36"/>
                 <w:sz w:val="14"/>
               </w:rPr>
-              <w:t>2026-08-06</w:t>
+              <w:t>2026-03-01</w:t>
             </w:r>
           </w:p>
         </w:tc>
@@ -6019,7 +6019,7 @@
                 <w:color w:val="1C3A36"/>
                 <w:sz w:val="14"/>
               </w:rPr>
-              <w:t>peer_mbsc_rev</w:t>
+              <w:t>peer_mbsc_pe</w:t>
             </w:r>
           </w:p>
         </w:tc>
@@ -6036,7 +6036,7 @@
                 <w:color w:val="1C3A36"/>
                 <w:sz w:val="14"/>
               </w:rPr>
-              <w:t>5,700</w:t>
+              <w:t>3.48</w:t>
             </w:r>
           </w:p>
         </w:tc>
@@ -6070,7 +6070,7 @@
                 <w:color w:val="1C3A36"/>
                 <w:sz w:val="14"/>
               </w:rPr>
-              <w:t>Misr Beni Suef FY2025 net sales</w:t>
+              <w:t>Misr Beni Suef trailing price/earnings RECOMPUTED as market capitalisation over attributable profit. The 6.44x printed by data providers cannot be reconciled with the market capitalisation printed beside it — 6.44 x 3,946 = 25,412 against a stated 13,730</w:t>
             </w:r>
           </w:p>
         </w:tc>
@@ -6087,7 +6087,7 @@
                 <w:color w:val="1C3A36"/>
                 <w:sz w:val="14"/>
               </w:rPr>
-              <w:t>2026-03-01</w:t>
+              <w:t>2026-08-06</w:t>
             </w:r>
           </w:p>
         </w:tc>
@@ -6123,7 +6123,7 @@
                 <w:color w:val="1C3A36"/>
                 <w:sz w:val="14"/>
               </w:rPr>
-              <w:t>power_kwh_t_cement</w:t>
+              <w:t>peer_mbsc_rev</w:t>
             </w:r>
           </w:p>
         </w:tc>
@@ -6140,7 +6140,7 @@
                 <w:color w:val="1C3A36"/>
                 <w:sz w:val="14"/>
               </w:rPr>
-              <w:t>100</w:t>
+              <w:t>5,700</w:t>
             </w:r>
           </w:p>
         </w:tc>
@@ -6174,7 +6174,7 @@
                 <w:color w:val="1C3A36"/>
                 <w:sz w:val="14"/>
               </w:rPr>
-              <w:t>Specific electrical energy, 90-110 kWh/t cement</w:t>
+              <w:t>Misr Beni Suef FY2025 net sales</w:t>
             </w:r>
           </w:p>
         </w:tc>
@@ -6191,7 +6191,7 @@
                 <w:color w:val="1C3A36"/>
                 <w:sz w:val="14"/>
               </w:rPr>
-              <w:t>2026-08-06</w:t>
+              <w:t>2026-03-01</w:t>
             </w:r>
           </w:p>
         </w:tc>
@@ -6227,7 +6227,7 @@
                 <w:color w:val="1C3A36"/>
                 <w:sz w:val="14"/>
               </w:rPr>
-              <w:t>price_exp_usd_t</w:t>
+              <w:t>power_kwh_t_cement</w:t>
             </w:r>
           </w:p>
         </w:tc>
@@ -6244,7 +6244,7 @@
                 <w:color w:val="1C3A36"/>
                 <w:sz w:val="14"/>
               </w:rPr>
-              <w:t>48, 47, 46, 45.5, 45, 45</w:t>
+              <w:t>100</w:t>
             </w:r>
           </w:p>
         </w:tc>
@@ -6278,7 +6278,7 @@
                 <w:color w:val="1C3A36"/>
                 <w:sz w:val="14"/>
               </w:rPr>
-              <w:t>Export FOB per tonne, declining because the EU carbon border mechanism raises the landed cost of Egyptian cement into Europe from 2026</w:t>
+              <w:t>Specific electrical energy, 90-110 kWh/t cement</w:t>
             </w:r>
           </w:p>
         </w:tc>
@@ -6295,7 +6295,7 @@
                 <w:color w:val="1C3A36"/>
                 <w:sz w:val="14"/>
               </w:rPr>
-              <w:t>2026-01-01</w:t>
+              <w:t>2026-08-06</w:t>
             </w:r>
           </w:p>
         </w:tc>
@@ -6331,7 +6331,7 @@
                 <w:color w:val="1C3A36"/>
                 <w:sz w:val="14"/>
               </w:rPr>
-              <w:t>rawmat_egp_t</w:t>
+              <w:t>price_dom_market_forecast_egp_t</w:t>
             </w:r>
           </w:p>
         </w:tc>
@@ -6348,7 +6348,7 @@
                 <w:color w:val="1C3A36"/>
                 <w:sz w:val="14"/>
               </w:rPr>
-              <w:t>190</w:t>
+              <w:t>3,600</w:t>
             </w:r>
           </w:p>
         </w:tc>
@@ -6382,7 +6382,7 @@
                 <w:color w:val="1C3A36"/>
                 <w:sz w:val="14"/>
               </w:rPr>
-              <w:t>Quarrying, raw meal and additives per tonne of cement</w:t>
+              <w:t>A FORECAST, LABELLED AS ONE AND FEEDING NOTHING. Industry commentary of 1 February 2026 put the domestic market price easing toward EGP 3,600 a tonne as the returning supply arrives, against roughly EGP 4,000 in March 2026 and a 2025 peak near 5,000. THIS STUDY DOES NOT ASSUME IT: the realised ex-works price escalates on the house inflation ladder at zero real growth, so a fall to 3,600 in NOMINAL terms would be a real decline this study has not taken. Registered so the reader can see which way the unmodelled risk runs, and it runs against us</w:t>
             </w:r>
           </w:p>
         </w:tc>
@@ -6399,7 +6399,7 @@
                 <w:color w:val="1C3A36"/>
                 <w:sz w:val="14"/>
               </w:rPr>
-              <w:t>2026-08-06</w:t>
+              <w:t>2026-02-01</w:t>
             </w:r>
           </w:p>
         </w:tc>
@@ -6435,7 +6435,7 @@
                 <w:color w:val="1C3A36"/>
                 <w:sz w:val="14"/>
               </w:rPr>
-              <w:t>repl_usd_t</w:t>
+              <w:t>price_exp_usd_t</w:t>
             </w:r>
           </w:p>
         </w:tc>
@@ -6452,7 +6452,7 @@
                 <w:color w:val="1C3A36"/>
                 <w:sz w:val="14"/>
               </w:rPr>
-              <w:t>130</w:t>
+              <w:t>48, 47, 46, 45.5, 45, 45</w:t>
             </w:r>
           </w:p>
         </w:tc>
@@ -6486,7 +6486,7 @@
                 <w:color w:val="1C3A36"/>
                 <w:sz w:val="14"/>
               </w:rPr>
-              <w:t>Replacement cost per annual tonne of CEMENT capacity, USD 120-150 band</w:t>
+              <w:t>Export FOB per tonne, declining because the EU carbon border mechanism raises the landed cost of Egyptian cement into Europe from 2026</w:t>
             </w:r>
           </w:p>
         </w:tc>
@@ -6503,7 +6503,7 @@
                 <w:color w:val="1C3A36"/>
                 <w:sz w:val="14"/>
               </w:rPr>
-              <w:t>2026-08-06</w:t>
+              <w:t>2026-01-01</w:t>
             </w:r>
           </w:p>
         </w:tc>
@@ -6539,7 +6539,7 @@
                 <w:color w:val="1C3A36"/>
                 <w:sz w:val="14"/>
               </w:rPr>
-              <w:t>thermal_gj_t_clinker</w:t>
+              <w:t>rawmat_egp_t</w:t>
             </w:r>
           </w:p>
         </w:tc>
@@ -6556,7 +6556,7 @@
                 <w:color w:val="1C3A36"/>
                 <w:sz w:val="14"/>
               </w:rPr>
-              <w:t>3.4</w:t>
+              <w:t>190</w:t>
             </w:r>
           </w:p>
         </w:tc>
@@ -6590,7 +6590,7 @@
                 <w:color w:val="1C3A36"/>
                 <w:sz w:val="14"/>
               </w:rPr>
-              <w:t>Specific thermal energy, 3.2-3.6 GJ/t clinker for a dry preheater/precalciner kiln</w:t>
+              <w:t>Quarrying, raw meal and additives per tonne of cement</w:t>
             </w:r>
           </w:p>
         </w:tc>
@@ -6643,7 +6643,7 @@
                 <w:color w:val="1C3A36"/>
                 <w:sz w:val="14"/>
               </w:rPr>
-              <w:t>cost_infl</w:t>
+              <w:t>repl_usd_t</w:t>
             </w:r>
           </w:p>
         </w:tc>
@@ -6660,7 +6660,7 @@
                 <w:color w:val="1C3A36"/>
                 <w:sz w:val="14"/>
               </w:rPr>
-              <w:t>1, 1.16, 1.299, 1.416, 1.522, 1.629</w:t>
+              <w:t>130</w:t>
             </w:r>
           </w:p>
         </w:tc>
@@ -6677,7 +6677,7 @@
                 <w:color w:val="1C3A36"/>
                 <w:sz w:val="14"/>
               </w:rPr>
-              <w:t>Country</w:t>
+              <w:t>Industry</w:t>
             </w:r>
           </w:p>
         </w:tc>
@@ -6694,7 +6694,7 @@
                 <w:color w:val="1C3A36"/>
                 <w:sz w:val="14"/>
               </w:rPr>
-              <w:t>Cumulative local cost inflation index on the EGP cost lines, compounded from the HOUSE calendar ladder — 16.0/12.0/9.0/7.5/7.0 per cent for 2026-2030, sourced to the Central Bank of Egypt's own baseline and its published glide to the target band. Revision 3 typed 14.0/11.0/7.9/6.2/5.5, roughly two points a year below the house path, and no source in this study supported the gap</w:t>
+              <w:t>Replacement cost per annual tonne of CEMENT capacity, USD 120-150 band</w:t>
             </w:r>
           </w:p>
         </w:tc>
@@ -6711,7 +6711,7 @@
                 <w:color w:val="1C3A36"/>
                 <w:sz w:val="14"/>
               </w:rPr>
-              <w:t>2026-09-02</w:t>
+              <w:t>2026-08-06</w:t>
             </w:r>
           </w:p>
         </w:tc>
@@ -6747,7 +6747,7 @@
                 <w:color w:val="1C3A36"/>
                 <w:sz w:val="14"/>
               </w:rPr>
-              <w:t>egp_per_eur_aug24</w:t>
+              <w:t>thermal_gj_t_clinker</w:t>
             </w:r>
           </w:p>
         </w:tc>
@@ -6764,7 +6764,7 @@
                 <w:color w:val="1C3A36"/>
                 <w:sz w:val="14"/>
               </w:rPr>
-              <w:t>53.4</w:t>
+              <w:t>3.4</w:t>
             </w:r>
           </w:p>
         </w:tc>
@@ -6781,7 +6781,7 @@
                 <w:color w:val="1C3A36"/>
                 <w:sz w:val="14"/>
               </w:rPr>
-              <w:t>Country</w:t>
+              <w:t>Industry</w:t>
             </w:r>
           </w:p>
         </w:tc>
@@ -6798,7 +6798,7 @@
                 <w:color w:val="1C3A36"/>
                 <w:sz w:val="14"/>
               </w:rPr>
-              <w:t>EGP per EUR at completion</w:t>
+              <w:t>Specific thermal energy, 3.2-3.6 GJ/t clinker for a dry preheater/precalciner kiln</w:t>
             </w:r>
           </w:p>
         </w:tc>
@@ -6815,7 +6815,7 @@
                 <w:color w:val="1C3A36"/>
                 <w:sz w:val="14"/>
               </w:rPr>
-              <w:t>2024-08-13</w:t>
+              <w:t>2026-08-06</w:t>
             </w:r>
           </w:p>
         </w:tc>
@@ -6851,7 +6851,7 @@
                 <w:color w:val="1C3A36"/>
                 <w:sz w:val="14"/>
               </w:rPr>
-              <w:t>erp_cds</w:t>
+              <w:t>cost_infl</w:t>
             </w:r>
           </w:p>
         </w:tc>
@@ -6868,7 +6868,7 @@
                 <w:color w:val="1C3A36"/>
                 <w:sz w:val="14"/>
               </w:rPr>
-              <w:t>0.0941</w:t>
+              <w:t>1, 1.16, 1.299, 1.416, 1.522, 1.629</w:t>
             </w:r>
           </w:p>
         </w:tc>
@@ -6902,7 +6902,7 @@
                 <w:color w:val="1C3A36"/>
                 <w:sz w:val="14"/>
               </w:rPr>
-              <w:t>Damodaran Egypt, CDS-BASED, January-2026: mature-market 4.23% + 3.40% x (9.71/6.37) = 9.4127%. Revision 1 cited 'Damodaran, Egypt row' without naming the variant; a checker following that citation lands on the rating-based 13.94%</w:t>
+              <w:t>Cumulative local cost inflation index on the EGP cost lines, compounded from the HOUSE calendar ladder — 16.0/12.0/9.0/7.5/7.0 per cent for 2026-2030, sourced to the Central Bank of Egypt's own baseline and its published glide to the target band. Revision 3 typed 14.0/11.0/7.9/6.2/5.5, roughly two points a year below the house path, and no source in this study supported the gap</w:t>
             </w:r>
           </w:p>
         </w:tc>
@@ -6919,7 +6919,7 @@
                 <w:color w:val="1C3A36"/>
                 <w:sz w:val="14"/>
               </w:rPr>
-              <w:t>2026-01-05</w:t>
+              <w:t>2026-09-02</w:t>
             </w:r>
           </w:p>
         </w:tc>
@@ -6955,7 +6955,7 @@
                 <w:color w:val="1C3A36"/>
                 <w:sz w:val="14"/>
               </w:rPr>
-              <w:t>erp_rating</w:t>
+              <w:t>egp_per_eur_aug24</w:t>
             </w:r>
           </w:p>
         </w:tc>
@@ -6972,7 +6972,7 @@
                 <w:color w:val="1C3A36"/>
                 <w:sz w:val="14"/>
               </w:rPr>
-              <w:t>0.1394</w:t>
+              <w:t>53.4</w:t>
             </w:r>
           </w:p>
         </w:tc>
@@ -7006,7 +7006,7 @@
                 <w:color w:val="1C3A36"/>
                 <w:sz w:val="14"/>
               </w:rPr>
-              <w:t>Damodaran Egypt, RATING-BASED, January-2026. The alternative premium basis, published beside the adopted CDS one under. Revision 1 cited 'Damodaran, Egypt row' without naming the variant, and a checker following that citation lands here rather than on the 9.41% actually used</w:t>
+              <w:t>EGP per EUR at completion</w:t>
             </w:r>
           </w:p>
         </w:tc>
@@ -7023,7 +7023,7 @@
                 <w:color w:val="1C3A36"/>
                 <w:sz w:val="14"/>
               </w:rPr>
-              <w:t>2026-01-05</w:t>
+              <w:t>2024-08-13</w:t>
             </w:r>
           </w:p>
         </w:tc>
@@ -7059,7 +7059,7 @@
                 <w:color w:val="1C3A36"/>
                 <w:sz w:val="14"/>
               </w:rPr>
-              <w:t>fx</w:t>
+              <w:t>erp_cds</w:t>
             </w:r>
           </w:p>
         </w:tc>
@@ -7076,7 +7076,7 @@
                 <w:color w:val="1C3A36"/>
                 <w:sz w:val="14"/>
               </w:rPr>
-              <w:t>50.25</w:t>
+              <w:t>0.0941</w:t>
             </w:r>
           </w:p>
         </w:tc>
@@ -7110,7 +7110,7 @@
                 <w:color w:val="1C3A36"/>
                 <w:sz w:val="14"/>
               </w:rPr>
-              <w:t>USD/EGP spot, from the house macro path and not from this study. Revision 3 carried 49.80 for the 6-August-2026 quote and the house path carries 50.25 for the SAME quote on the same date — two numbers for one fact, which is the defect that rule was adopted on. The house figure governs</w:t>
+              <w:t>Damodaran Egypt, CDS-BASED, January-2026: mature-market 4.23% + 3.40% x (9.71/6.37) = 9.4127%. Revision 1 cited 'Damodaran, Egypt row' without naming the variant; a checker following that citation lands on the rating-based 13.94%</w:t>
             </w:r>
           </w:p>
         </w:tc>
@@ -7127,7 +7127,7 @@
                 <w:color w:val="1C3A36"/>
                 <w:sz w:val="14"/>
               </w:rPr>
-              <w:t>2026-08-06</w:t>
+              <w:t>2026-01-05</w:t>
             </w:r>
           </w:p>
         </w:tc>
@@ -7163,7 +7163,7 @@
                 <w:color w:val="1C3A36"/>
                 <w:sz w:val="14"/>
               </w:rPr>
-              <w:t>fx_path</w:t>
+              <w:t>erp_rating</w:t>
             </w:r>
           </w:p>
         </w:tc>
@@ -7180,7 +7180,7 @@
                 <w:color w:val="1C3A36"/>
                 <w:sz w:val="14"/>
               </w:rPr>
-              <w:t>50.25, 55.11, 60.22, 64.04, 67.17, 70.11</w:t>
+              <w:t>0.1394</w:t>
             </w:r>
           </w:p>
         </w:tc>
@@ -7214,7 +7214,7 @@
                 <w:color w:val="1C3A36"/>
                 <w:sz w:val="14"/>
               </w:rPr>
-              <w:t>USD/EGP path, the HOUSE derived purchasing-power path — relative PPP on the house inflation ladder against long-run United States inflation, read from this house's own committed record and not computed here. Revision 3 derived the same identity from THIS STUDY's own ladder, which was two points a year below the house one, so the pound slid more slowly than the house path says it does: one economy cannot have two inflations, and the currency is where that shows. Raises the EGP cost of imported fuel AND the EGP value of export revenue</w:t>
+              <w:t>Damodaran Egypt, RATING-BASED, January-2026. The alternative premium basis, published beside the adopted CDS one under. Revision 1 cited 'Damodaran, Egypt row' without naming the variant, and a checker following that citation lands here rather than on the 9.41% actually used</w:t>
             </w:r>
           </w:p>
         </w:tc>
@@ -7231,7 +7231,7 @@
                 <w:color w:val="1C3A36"/>
                 <w:sz w:val="14"/>
               </w:rPr>
-              <w:t>2026-09-02</w:t>
+              <w:t>2026-01-05</w:t>
             </w:r>
           </w:p>
         </w:tc>
@@ -7267,7 +7267,7 @@
                 <w:color w:val="1C3A36"/>
                 <w:sz w:val="14"/>
               </w:rPr>
-              <w:t>g_term</w:t>
+              <w:t>fx</w:t>
             </w:r>
           </w:p>
         </w:tc>
@@ -7284,7 +7284,7 @@
                 <w:color w:val="1C3A36"/>
                 <w:sz w:val="14"/>
               </w:rPr>
-              <w:t>0.07</w:t>
+              <w:t>50.25</w:t>
             </w:r>
           </w:p>
         </w:tc>
@@ -7318,7 +7318,7 @@
                 <w:color w:val="1C3A36"/>
                 <w:sz w:val="14"/>
               </w:rPr>
-              <w:t>Terminal growth, DERIVED as the house terminal inflation of 7.0% plus a STATED real growth of ZERO. Revision 3 held 5% against a terminal risk-free rate of 12.5% built on that same 7% inflation — a perpetual REAL DECLINE of about two points a year that nothing in the study disclosed and nothing supports. Real decline in perpetuity stays permitted and must be written down as the real number it is; this study assumes none</w:t>
+              <w:t>USD/EGP spot, from the house macro path and not from this study. Revision 3 carried 49.80 for the 6-August-2026 quote and the house path carries 50.25 for the SAME quote on the same date — two numbers for one fact, which is the defect that rule was adopted on. The house figure governs</w:t>
             </w:r>
           </w:p>
         </w:tc>
@@ -7335,7 +7335,7 @@
                 <w:color w:val="1C3A36"/>
                 <w:sz w:val="14"/>
               </w:rPr>
-              <w:t>2026-09-02</w:t>
+              <w:t>2026-08-06</w:t>
             </w:r>
           </w:p>
         </w:tc>
@@ -7371,7 +7371,7 @@
                 <w:color w:val="1C3A36"/>
                 <w:sz w:val="14"/>
               </w:rPr>
-              <w:t>power_tariff</w:t>
+              <w:t>fx_path</w:t>
             </w:r>
           </w:p>
         </w:tc>
@@ -7388,7 +7388,7 @@
                 <w:color w:val="1C3A36"/>
                 <w:sz w:val="14"/>
               </w:rPr>
-              <w:t>2.6</w:t>
+              <w:t>50.25, 55.11, 60.22, 64.04, 67.17, 70.11</w:t>
             </w:r>
           </w:p>
         </w:tc>
@@ -7422,7 +7422,7 @@
                 <w:color w:val="1C3A36"/>
                 <w:sz w:val="14"/>
               </w:rPr>
-              <w:t>Egyptian industrial electricity tariff after subsidy reform</w:t>
+              <w:t>USD/EGP path, the HOUSE derived purchasing-power path — relative PPP on the house inflation ladder against long-run United States inflation, read from this house's own committed record and not computed here. Revision 3 derived the same identity from THIS STUDY's own ladder, which was two points a year below the house one, so the pound slid more slowly than the house path says it does: one economy cannot have two inflations, and the currency is where that shows. Raises the EGP cost of imported fuel AND the EGP value of export revenue</w:t>
             </w:r>
           </w:p>
         </w:tc>
@@ -7439,7 +7439,7 @@
                 <w:color w:val="1C3A36"/>
                 <w:sz w:val="14"/>
               </w:rPr>
-              <w:t>2026-08-06</w:t>
+              <w:t>2026-09-02</w:t>
             </w:r>
           </w:p>
         </w:tc>
@@ -7475,7 +7475,7 @@
                 <w:color w:val="1C3A36"/>
                 <w:sz w:val="14"/>
               </w:rPr>
-              <w:t>rf</w:t>
+              <w:t>g_term</w:t>
             </w:r>
           </w:p>
         </w:tc>
@@ -7492,7 +7492,7 @@
                 <w:color w:val="1C3A36"/>
                 <w:sz w:val="14"/>
               </w:rPr>
-              <w:t>0.23</w:t>
+              <w:t>0.07</w:t>
             </w:r>
           </w:p>
         </w:tc>
@@ -7526,7 +7526,7 @@
                 <w:color w:val="1C3A36"/>
                 <w:sz w:val="14"/>
               </w:rPr>
-              <w:t>Egypt 10-year local-currency government yield, from the HOUSE macro path and not from this study. Revision 3 carried 22.31% at a 21-July quote while the house path carries 23.00% at 6-August: one sovereign, one yield, and the later quote is the right one for a study struck in September. THE QUOTE IS OLDER THAN THE 14-DAY BOUND and is accepted deliberately with its age disclosed in the cost-of-capital record, rather than used quietly</w:t>
+              <w:t>Terminal growth, DERIVED as the house terminal inflation of 7.0% plus a STATED real growth of ZERO. Revision 3 held 5% against a terminal risk-free rate of 12.5% built on that same 7% inflation — a perpetual REAL DECLINE of about two points a year that nothing in the study disclosed and nothing supports. Real decline in perpetuity stays permitted and must be written down as the real number it is; this study assumes none</w:t>
             </w:r>
           </w:p>
         </w:tc>
@@ -7543,7 +7543,7 @@
                 <w:color w:val="1C3A36"/>
                 <w:sz w:val="14"/>
               </w:rPr>
-              <w:t>2026-08-06</w:t>
+              <w:t>2026-09-02</w:t>
             </w:r>
           </w:p>
         </w:tc>
@@ -7579,7 +7579,7 @@
                 <w:color w:val="1C3A36"/>
                 <w:sz w:val="14"/>
               </w:rPr>
-              <w:t>sov_spread_cds</w:t>
+              <w:t>power_tariff</w:t>
             </w:r>
           </w:p>
         </w:tc>
@@ -7596,7 +7596,7 @@
                 <w:color w:val="1C3A36"/>
                 <w:sz w:val="14"/>
               </w:rPr>
-              <w:t>0.034</w:t>
+              <w:t>2.6</w:t>
             </w:r>
           </w:p>
         </w:tc>
@@ -7630,7 +7630,7 @@
                 <w:color w:val="1C3A36"/>
                 <w:sz w:val="14"/>
               </w:rPr>
-              <w:t>Egypt CDS-implied sovereign default spread, Damodaran January-2026, CDS column. NETTED OUT of the local risk-free rate so sovereign default risk is not charged twice. One reviewer called this a manipulation; two others cleared it explicitly, and it is Damodaran's own construction — the country premium in the ERP is DERIVED from this same spread</w:t>
+              <w:t>Egyptian industrial electricity tariff after subsidy reform</w:t>
             </w:r>
           </w:p>
         </w:tc>
@@ -7647,7 +7647,7 @@
                 <w:color w:val="1C3A36"/>
                 <w:sz w:val="14"/>
               </w:rPr>
-              <w:t>2026-01-05</w:t>
+              <w:t>2026-08-06</w:t>
             </w:r>
           </w:p>
         </w:tc>
@@ -7683,7 +7683,7 @@
                 <w:color w:val="1C3A36"/>
                 <w:sz w:val="14"/>
               </w:rPr>
-              <w:t>sov_spread_rating</w:t>
+              <w:t>rf</w:t>
             </w:r>
           </w:p>
         </w:tc>
@@ -7700,7 +7700,7 @@
                 <w:color w:val="1C3A36"/>
                 <w:sz w:val="14"/>
               </w:rPr>
-              <w:t>0.0637</w:t>
+              <w:t>0.23</w:t>
             </w:r>
           </w:p>
         </w:tc>
@@ -7734,7 +7734,7 @@
                 <w:color w:val="1C3A36"/>
                 <w:sz w:val="14"/>
               </w:rPr>
-              <w:t>Egypt RATING-implied sovereign default spread, Damodaran January-2026, rating column. Published as the alternative basis to the adopted CDS one, never mixed with it: the spread netted out of the risk-free rate and the spread added back through the premium must be the SAME basis or the sovereign is counted one and a half times</w:t>
+              <w:t>Egypt 10-year local-currency government yield, from the HOUSE macro path and not from this study. Revision 3 carried 22.31% at a 21-July quote while the house path carries 23.00% at 6-August: one sovereign, one yield, and the later quote is the right one for a study struck in September. THE QUOTE IS OLDER THAN THE 14-DAY BOUND and is accepted deliberately with its age disclosed in the cost-of-capital record, rather than used quietly</w:t>
             </w:r>
           </w:p>
         </w:tc>
@@ -7751,7 +7751,7 @@
                 <w:color w:val="1C3A36"/>
                 <w:sz w:val="14"/>
               </w:rPr>
-              <w:t>2026-01-05</w:t>
+              <w:t>2026-08-06</w:t>
             </w:r>
           </w:p>
         </w:tc>
@@ -7787,7 +7787,7 @@
                 <w:color w:val="1C3A36"/>
                 <w:sz w:val="14"/>
               </w:rPr>
-              <w:t>tax_stat</w:t>
+              <w:t>sov_spread_cds</w:t>
             </w:r>
           </w:p>
         </w:tc>
@@ -7804,7 +7804,7 @@
                 <w:color w:val="1C3A36"/>
                 <w:sz w:val="14"/>
               </w:rPr>
-              <w:t>0.225</w:t>
+              <w:t>0.034</w:t>
             </w:r>
           </w:p>
         </w:tc>
@@ -7838,7 +7838,7 @@
                 <w:color w:val="1C3A36"/>
                 <w:sz w:val="14"/>
               </w:rPr>
-              <w:t>Egypt statutory corporate income tax</w:t>
+              <w:t>Egypt CDS-implied sovereign default spread, Damodaran January-2026, CDS column. NETTED OUT of the local risk-free rate so sovereign default risk is not charged twice. One reviewer called this a manipulation; two others cleared it explicitly, and it is Damodaran's own construction — the country premium in the ERP is DERIVED from this same spread</w:t>
             </w:r>
           </w:p>
         </w:tc>
@@ -7855,7 +7855,7 @@
                 <w:color w:val="1C3A36"/>
                 <w:sz w:val="14"/>
               </w:rPr>
-              <w:t>2026</w:t>
+              <w:t>2026-01-05</w:t>
             </w:r>
           </w:p>
         </w:tc>
@@ -7891,7 +7891,7 @@
                 <w:color w:val="1C3A36"/>
                 <w:sz w:val="14"/>
               </w:rPr>
-              <w:t>beta</w:t>
+              <w:t>sov_spread_rating</w:t>
             </w:r>
           </w:p>
         </w:tc>
@@ -7908,7 +7908,7 @@
                 <w:color w:val="1C3A36"/>
                 <w:sz w:val="14"/>
               </w:rPr>
-              <w:t>1</w:t>
+              <w:t>0.0637</w:t>
             </w:r>
           </w:p>
         </w:tc>
@@ -7925,7 +7925,7 @@
                 <w:color w:val="1C3A36"/>
                 <w:sz w:val="14"/>
               </w:rPr>
-              <w:t>House</w:t>
+              <w:t>Country</w:t>
             </w:r>
           </w:p>
         </w:tc>
@@ -7942,7 +7942,7 @@
                 <w:color w:val="1C3A36"/>
                 <w:sz w:val="14"/>
               </w:rPr>
-              <w:t>ADOPTED AT TIER 3. The own-stock regression against raw_indices/EG/EGX30.csv as at 2026-09-08 -- the published index of the exchange this stock is listed on, resolved by beta_regression.own_stock_beta -- gives 0.5910 with an R-squared of 0.024 over 255 weekly observations, and FAILS the usability gate: the index barely explains this stock's returns. TIER 1 UNAVAILABLE: R^2=0.024 &lt; minimum 0.05 — index barely explains the stock's returns. Tier 2 is a same-country peer beta, and the only other Egyptian cement issuer this repository holds a price library for is ARCC, whose own conforming regression fails the SAME gate (R-squared 0.047) — a peer beta built on an unusable regression is the same unusable number wearing another company's name, so tier 2 cannot be assembled from what is held rather than being skipped. TIER 3 is taken: beta = 1.00, which the conforming regression's own 90% interval [0.134, 1.048] contains. The point estimate of 0.5910 is published beside it and is NOT used. The point estimate is published beside the adopted figure and is not used, and the price of adopting 1.00 rather than the point estimate is computed in the beta sensitivity rather than asserted here. SUPERSEDED: the previous edition justified the same fallback on a 32-name equal-weight COMPOSITE of the covered library (R-squared 0.038) -- the right conclusion reached on a regression against something that is not a market.</w:t>
+              <w:t>Egypt RATING-implied sovereign default spread, Damodaran January-2026, rating column. Published as the alternative basis to the adopted CDS one, never mixed with it: the spread netted out of the risk-free rate and the spread added back through the premium must be the SAME basis or the sovereign is counted one and a half times</w:t>
             </w:r>
           </w:p>
         </w:tc>
@@ -7959,7 +7959,7 @@
                 <w:color w:val="1C3A36"/>
                 <w:sz w:val="14"/>
               </w:rPr>
-              <w:t>2026-09-08</w:t>
+              <w:t>2026-01-05</w:t>
             </w:r>
           </w:p>
         </w:tc>
@@ -7995,7 +7995,7 @@
                 <w:color w:val="1C3A36"/>
                 <w:sz w:val="14"/>
               </w:rPr>
-              <w:t>capex_pct</w:t>
+              <w:t>tax_stat</w:t>
             </w:r>
           </w:p>
         </w:tc>
@@ -8012,7 +8012,7 @@
                 <w:color w:val="1C3A36"/>
                 <w:sz w:val="14"/>
               </w:rPr>
-              <w:t>0.05, 0.048, 0.047, 0.046, 0.045</w:t>
+              <w:t>0.225</w:t>
             </w:r>
           </w:p>
         </w:tc>
@@ -8029,7 +8029,7 @@
                 <w:color w:val="1C3A36"/>
                 <w:sz w:val="14"/>
               </w:rPr>
-              <w:t>House</w:t>
+              <w:t>Country</w:t>
             </w:r>
           </w:p>
         </w:tc>
@@ -8046,7 +8046,7 @@
                 <w:color w:val="1C3A36"/>
                 <w:sz w:val="14"/>
               </w:rPr>
-              <w:t>Capex as a share of revenue. No capital-expenditure disclosure is obtainable</w:t>
+              <w:t>Egypt statutory corporate income tax</w:t>
             </w:r>
           </w:p>
         </w:tc>
@@ -8063,7 +8063,7 @@
                 <w:color w:val="1C3A36"/>
                 <w:sz w:val="14"/>
               </w:rPr>
-              <w:t>2026-08-06</w:t>
+              <w:t>2026</w:t>
             </w:r>
           </w:p>
         </w:tc>
@@ -8099,7 +8099,7 @@
                 <w:color w:val="1C3A36"/>
                 <w:sz w:val="14"/>
               </w:rPr>
-              <w:t>cash_growth_fy25</w:t>
+              <w:t>beta</w:t>
             </w:r>
           </w:p>
         </w:tc>
@@ -8150,7 +8150,7 @@
                 <w:color w:val="1C3A36"/>
                 <w:sz w:val="14"/>
               </w:rPr>
-              <w:t>RETIRED in revision 2 — cash is now the reported balance, not a rolled derivation. Kept at 1.0 so nothing scales it</w:t>
+              <w:t>ADOPTED AT TIER 3. The own-stock regression against raw_indices/EG/EGX30.csv as at 2026-09-08 -- the published index of the exchange this stock is listed on, resolved by beta_regression.own_stock_beta -- gives 0.5910 with an R-squared of 0.024 over 255 weekly observations, and FAILS the usability gate: the index barely explains this stock's returns. TIER 1 UNAVAILABLE: R^2=0.024 &lt; minimum 0.05 — index barely explains the stock's returns. Tier 2 is a same-country peer beta, and the only other Egyptian cement issuer this repository holds a price library for is ARCC, whose own conforming regression fails the SAME gate (R-squared 0.047) — a peer beta built on an unusable regression is the same unusable number wearing another company's name, so tier 2 cannot be assembled from what is held rather than being skipped. TIER 3 is taken: beta = 1.00, which the conforming regression's own 90% interval [0.134, 1.048] contains. The point estimate of 0.5910 is published beside it and is NOT used. The point estimate is published beside the adopted figure and is not used, and the price of adopting 1.00 rather than the point estimate is computed in the beta sensitivity rather than asserted here. SUPERSEDED: the previous edition justified the same fallback on a 32-name equal-weight COMPOSITE of the covered library (R-squared 0.038) -- the right conclusion reached on a regression against something that is not a market.</w:t>
             </w:r>
           </w:p>
         </w:tc>
@@ -8167,7 +8167,7 @@
                 <w:color w:val="1C3A36"/>
                 <w:sz w:val="14"/>
               </w:rPr>
-              <w:t>2026-08-06</w:t>
+              <w:t>2026-09-08</w:t>
             </w:r>
           </w:p>
         </w:tc>
@@ -8203,7 +8203,7 @@
                 <w:color w:val="1C3A36"/>
                 <w:sz w:val="14"/>
               </w:rPr>
-              <w:t>cash_yield</w:t>
+              <w:t>capex_pct</w:t>
             </w:r>
           </w:p>
         </w:tc>
@@ -8220,7 +8220,7 @@
                 <w:color w:val="1C3A36"/>
                 <w:sz w:val="14"/>
               </w:rPr>
-              <w:t>0.19, 0.17, 0.15, 0.135, 0.125</w:t>
+              <w:t>0.05, 0.048, 0.047, 0.046, 0.045</w:t>
             </w:r>
           </w:p>
         </w:tc>
@@ -8254,7 +8254,7 @@
                 <w:color w:val="1C3A36"/>
                 <w:sz w:val="14"/>
               </w:rPr>
-              <w:t>Yield earned on cash</w:t>
+              <w:t>Capex as a share of revenue. No capital-expenditure disclosure is obtainable</w:t>
             </w:r>
           </w:p>
         </w:tc>
@@ -8307,7 +8307,7 @@
                 <w:color w:val="1C3A36"/>
                 <w:sz w:val="14"/>
               </w:rPr>
-              <w:t>cash_yield_fy25</w:t>
+              <w:t>cash_growth_fy25</w:t>
             </w:r>
           </w:p>
         </w:tc>
@@ -8324,7 +8324,7 @@
                 <w:color w:val="1C3A36"/>
                 <w:sz w:val="14"/>
               </w:rPr>
-              <w:t>0.21</w:t>
+              <w:t>1</w:t>
             </w:r>
           </w:p>
         </w:tc>
@@ -8358,7 +8358,7 @@
                 <w:color w:val="1C3A36"/>
                 <w:sz w:val="14"/>
               </w:rPr>
-              <w:t>Yield earned on cash through FY2025</w:t>
+              <w:t>RETIRED in revision 2 — cash is now the reported balance, not a rolled derivation. Kept at 1.0 so nothing scales it</w:t>
             </w:r>
           </w:p>
         </w:tc>
@@ -8411,7 +8411,7 @@
                 <w:color w:val="1C3A36"/>
                 <w:sz w:val="14"/>
               </w:rPr>
-              <w:t>distribution_egp_t</w:t>
+              <w:t>cash_yield</w:t>
             </w:r>
           </w:p>
         </w:tc>
@@ -8428,7 +8428,7 @@
                 <w:color w:val="1C3A36"/>
                 <w:sz w:val="14"/>
               </w:rPr>
-              <w:t>250</w:t>
+              <w:t>0.19, 0.17, 0.15, 0.135, 0.125</w:t>
             </w:r>
           </w:p>
         </w:tc>
@@ -8462,7 +8462,7 @@
                 <w:color w:val="1C3A36"/>
                 <w:sz w:val="14"/>
               </w:rPr>
-              <w:t>Outbound freight and selling per tonne, set above a typical Egyptian plant because El Hassana is distant from the Cairo and Delta demand centres</w:t>
+              <w:t>Yield earned on cash</w:t>
             </w:r>
           </w:p>
         </w:tc>
@@ -8515,7 +8515,7 @@
                 <w:color w:val="1C3A36"/>
                 <w:sz w:val="14"/>
               </w:rPr>
-              <w:t>dna_pct</w:t>
+              <w:t>cash_yield_fy25</w:t>
             </w:r>
           </w:p>
         </w:tc>
@@ -8532,7 +8532,7 @@
                 <w:color w:val="1C3A36"/>
                 <w:sz w:val="14"/>
               </w:rPr>
-              <w:t>0.046, 0.045, 0.044, 0.043, 0.042</w:t>
+              <w:t>0.21</w:t>
             </w:r>
           </w:p>
         </w:tc>
@@ -8566,7 +8566,7 @@
                 <w:color w:val="1C3A36"/>
                 <w:sz w:val="14"/>
               </w:rPr>
-              <w:t>D&amp;A as a share of revenue</w:t>
+              <w:t>Yield earned on cash through FY2025</w:t>
             </w:r>
           </w:p>
         </w:tc>
@@ -8619,7 +8619,7 @@
                 <w:color w:val="1C3A36"/>
                 <w:sz w:val="14"/>
               </w:rPr>
-              <w:t>erp_term</w:t>
+              <w:t>distribution_egp_t</w:t>
             </w:r>
           </w:p>
         </w:tc>
@@ -8636,7 +8636,7 @@
                 <w:color w:val="1C3A36"/>
                 <w:sz w:val="14"/>
               </w:rPr>
-              <w:t>0.07</w:t>
+              <w:t>250</w:t>
             </w:r>
           </w:p>
         </w:tc>
@@ -8670,7 +8670,7 @@
                 <w:color w:val="1C3A36"/>
                 <w:sz w:val="14"/>
               </w:rPr>
-              <w:t>Terminal equity risk premium, normalised below the crisis level</w:t>
+              <w:t>Outbound freight and selling per tonne, set above a typical Egyptian plant because El Hassana is distant from the Cairo and Delta demand centres</w:t>
             </w:r>
           </w:p>
         </w:tc>
@@ -8723,7 +8723,7 @@
                 <w:color w:val="1C3A36"/>
                 <w:sz w:val="14"/>
               </w:rPr>
-              <w:t>ev_ebitda_just</w:t>
+              <w:t>dna_pct</w:t>
             </w:r>
           </w:p>
         </w:tc>
@@ -8740,7 +8740,7 @@
                 <w:color w:val="1C3A36"/>
                 <w:sz w:val="14"/>
               </w:rPr>
-              <w:t>4.2</w:t>
+              <w:t>0.046, 0.045, 0.044, 0.043, 0.042</w:t>
             </w:r>
           </w:p>
         </w:tc>
@@ -8774,7 +8774,7 @@
                 <w:color w:val="1C3A36"/>
                 <w:sz w:val="14"/>
               </w:rPr>
-              <w:t>Justified EV/EBITDA. Revision 1 used 5.0x anchored on a peer quoted at 5.03x. That anchor does not reproduce: the peer's own market capitalisation over profit gives 3.48x, not the 6.44x printed beside it, and the implied EBITDA margin would be 68% for a cement company. 4.2x is struck between the reproducible peer earnings multiple and the asserted EBITDA multiple, and is disclosed as weakly anchored</w:t>
+              <w:t>D&amp;A as a share of revenue</w:t>
             </w:r>
           </w:p>
         </w:tc>
@@ -8827,7 +8827,7 @@
                 <w:color w:val="1C3A36"/>
                 <w:sz w:val="14"/>
               </w:rPr>
-              <w:t>ev_t_just</w:t>
+              <w:t>erp_term</w:t>
             </w:r>
           </w:p>
         </w:tc>
@@ -8844,7 +8844,7 @@
                 <w:color w:val="1C3A36"/>
                 <w:sz w:val="14"/>
               </w:rPr>
-              <w:t>95</w:t>
+              <w:t>0.07</w:t>
             </w:r>
           </w:p>
         </w:tc>
@@ -8878,7 +8878,7 @@
                 <w:color w:val="1C3A36"/>
                 <w:sz w:val="14"/>
               </w:rPr>
-              <w:t>Justified enterprise value per annual tonne of cement capacity</w:t>
+              <w:t>Terminal equity risk premium, normalised below the crisis level</w:t>
             </w:r>
           </w:p>
         </w:tc>
@@ -8931,7 +8931,7 @@
                 <w:color w:val="1C3A36"/>
                 <w:sz w:val="14"/>
               </w:rPr>
-              <w:t>fixed_usd_t_capacity</w:t>
+              <w:t>ev_ebitda_just</w:t>
             </w:r>
           </w:p>
         </w:tc>
@@ -8948,7 +8948,7 @@
                 <w:color w:val="1C3A36"/>
                 <w:sz w:val="14"/>
               </w:rPr>
-              <w:t>14.6</w:t>
+              <w:t>4.2</w:t>
             </w:r>
           </w:p>
         </w:tc>
@@ -8982,7 +8982,7 @@
                 <w:color w:val="1C3A36"/>
                 <w:sz w:val="14"/>
               </w:rPr>
-              <w:t>Fixed cash cost per tonne of INSTALLED capacity so it does not vanish when volume falls. Industry band USD 10-20/t. 14.60 is the level the FY2025 reconciliation implies against an independently built variable stack — reported, not solved away</w:t>
+              <w:t>Justified EV/EBITDA. Revision 1 used 5.0x anchored on a peer quoted at 5.03x. That anchor does not reproduce: the peer's own market capitalisation over profit gives 3.48x, not the 6.44x printed beside it, and the implied EBITDA margin would be 68% for a cement company. 4.2x is struck between the reproducible peer earnings multiple and the asserted EBITDA multiple, and is disclosed as weakly anchored</w:t>
             </w:r>
           </w:p>
         </w:tc>
@@ -9035,7 +9035,7 @@
                 <w:color w:val="1C3A36"/>
                 <w:sz w:val="14"/>
               </w:rPr>
-              <w:t>kd</w:t>
+              <w:t>ev_t_just</w:t>
             </w:r>
           </w:p>
         </w:tc>
@@ -9052,7 +9052,7 @@
                 <w:color w:val="1C3A36"/>
                 <w:sz w:val="14"/>
               </w:rPr>
-              <w:t>0.25</w:t>
+              <w:t>95</w:t>
             </w:r>
           </w:p>
         </w:tc>
@@ -9086,7 +9086,7 @@
                 <w:color w:val="1C3A36"/>
                 <w:sz w:val="14"/>
               </w:rPr>
-              <w:t>PLACEHOLDER — replaced below by the sovereign-plus-spread construction, because a marginal cost of debt is not a free-standing input once the sovereign it must sit above comes from the house path</w:t>
+              <w:t>Justified enterprise value per annual tonne of cement capacity</w:t>
             </w:r>
           </w:p>
         </w:tc>
@@ -9103,7 +9103,7 @@
                 <w:color w:val="1C3A36"/>
                 <w:sz w:val="14"/>
               </w:rPr>
-              <w:t>2026-09-04</w:t>
+              <w:t>2026-08-06</w:t>
             </w:r>
           </w:p>
         </w:tc>
@@ -9139,7 +9139,7 @@
                 <w:color w:val="1C3A36"/>
                 <w:sz w:val="14"/>
               </w:rPr>
-              <w:t>kd_path</w:t>
+              <w:t>fixed_usd_t_capacity</w:t>
             </w:r>
           </w:p>
         </w:tc>
@@ -9156,7 +9156,7 @@
                 <w:color w:val="1C3A36"/>
                 <w:sz w:val="14"/>
               </w:rPr>
-              <w:t>0.25, 0.2143, 0.1857, 0.1643, 0.15</w:t>
+              <w:t>14.6</w:t>
             </w:r>
           </w:p>
         </w:tc>
@@ -9190,7 +9190,7 @@
                 <w:color w:val="1C3A36"/>
                 <w:sz w:val="14"/>
               </w:rPr>
-              <w:t>Cost-of-debt path; the WACC glide inherits its SHAPE from this</w:t>
+              <w:t>Fixed cash cost per tonne of INSTALLED capacity so it does not vanish when volume falls. Industry band USD 10-20/t. 14.60 is the level the FY2025 reconciliation implies against an independently built variable stack — reported, not solved away</w:t>
             </w:r>
           </w:p>
         </w:tc>
@@ -9243,7 +9243,7 @@
                 <w:color w:val="1C3A36"/>
                 <w:sz w:val="14"/>
               </w:rPr>
-              <w:t>kd_spread</w:t>
+              <w:t>kd</w:t>
             </w:r>
           </w:p>
         </w:tc>
@@ -9260,7 +9260,7 @@
                 <w:color w:val="1C3A36"/>
                 <w:sz w:val="14"/>
               </w:rPr>
-              <w:t>0.02</w:t>
+              <w:t>0.25</w:t>
             </w:r>
           </w:p>
         </w:tc>
@@ -9294,7 +9294,7 @@
                 <w:color w:val="1C3A36"/>
                 <w:sz w:val="14"/>
               </w:rPr>
-              <w:t>Corporate credit spread over the local sovereign. THE ADOPTED COST OF DEBT IS THE SOVEREIGN PLUS THIS, and the sovereign comes from the house path, so the two cannot disagree. Revision 3 typed 21.50% against a sovereign of 22.31% IN THE SAME FILE — 81bp BELOW the government that taxes it, which this house's standing method refuses outright and which the gate found the hour this record was first committed. The audited statements disclose no rate on the EGP %s of borrowings, so the construction the protocol asks for is sovereign plus spread; 200bp is a STATED judgement and its price is 1 basis point of weighted cost of capital, because the book is 0.5%% of the capital structure</w:t>
+              <w:t>PLACEHOLDER — replaced below by the sovereign-plus-spread construction, because a marginal cost of debt is not a free-standing input once the sovereign it must sit above comes from the house path</w:t>
             </w:r>
           </w:p>
         </w:tc>
@@ -9347,7 +9347,7 @@
                 <w:color w:val="1C3A36"/>
                 <w:sz w:val="14"/>
               </w:rPr>
-              <w:t>kd_term</w:t>
+              <w:t>kd_path</w:t>
             </w:r>
           </w:p>
         </w:tc>
@@ -9364,7 +9364,7 @@
                 <w:color w:val="1C3A36"/>
                 <w:sz w:val="14"/>
               </w:rPr>
-              <w:t>0.15</w:t>
+              <w:t>0.25, 0.2143, 0.1857, 0.1643, 0.15</w:t>
             </w:r>
           </w:p>
         </w:tc>
@@ -9398,7 +9398,7 @@
                 <w:color w:val="1C3A36"/>
                 <w:sz w:val="14"/>
               </w:rPr>
-              <w:t>Terminal cost of debt, the Egyptian long-run corporate norm</w:t>
+              <w:t>Cost-of-debt path; the WACC glide inherits its SHAPE from this</w:t>
             </w:r>
           </w:p>
         </w:tc>
@@ -9451,7 +9451,7 @@
                 <w:color w:val="1C3A36"/>
                 <w:sz w:val="14"/>
               </w:rPr>
-              <w:t>kiln_util</w:t>
+              <w:t>kd_spread</w:t>
             </w:r>
           </w:p>
         </w:tc>
@@ -9468,7 +9468,7 @@
                 <w:color w:val="1C3A36"/>
                 <w:sz w:val="14"/>
               </w:rPr>
-              <w:t>0.71, 0.717, 0.735, 0.753, 0.772, 0.791</w:t>
+              <w:t>0.02</w:t>
             </w:r>
           </w:p>
         </w:tc>
@@ -9502,7 +9502,7 @@
                 <w:color w:val="1C3A36"/>
                 <w:sz w:val="14"/>
               </w:rPr>
-              <w:t>Kiln utilisation FY2025A then FY2026E-FY2030E</w:t>
+              <w:t>Corporate credit spread over the local sovereign. THE ADOPTED COST OF DEBT IS THE SOVEREIGN PLUS THIS, and the sovereign comes from the house path, so the two cannot disagree. Revision 3 typed 21.50% against a sovereign of 22.31% IN THE SAME FILE — 81bp BELOW the government that taxes it, which this house's standing method refuses outright and which the gate found the hour this record was first committed. The audited statements disclose no rate on the EGP %s of borrowings, so the construction the protocol asks for is sovereign plus spread; 200bp is a STATED judgement and its price is 1 basis point of weighted cost of capital, because the book is 0.5%% of the capital structure</w:t>
             </w:r>
           </w:p>
         </w:tc>
@@ -9519,7 +9519,7 @@
                 <w:color w:val="1C3A36"/>
                 <w:sz w:val="14"/>
               </w:rPr>
-              <w:t>2026-08-06</w:t>
+              <w:t>2026-09-04</w:t>
             </w:r>
           </w:p>
         </w:tc>
@@ -9555,7 +9555,7 @@
                 <w:color w:val="1C3A36"/>
                 <w:sz w:val="14"/>
               </w:rPr>
-              <w:t>materials_usd_share</w:t>
+              <w:t>kd_term</w:t>
             </w:r>
           </w:p>
         </w:tc>
@@ -9572,7 +9572,7 @@
                 <w:color w:val="1C3A36"/>
                 <w:sz w:val="14"/>
               </w:rPr>
-              <w:t>0.484</w:t>
+              <w:t>0.15</w:t>
             </w:r>
           </w:p>
         </w:tc>
@@ -9606,7 +9606,7 @@
                 <w:color w:val="1C3A36"/>
                 <w:sz w:val="14"/>
               </w:rPr>
-              <w:t>The dollar-linked share of the materials line. THE FILING DOES NOT SPLIT IT, so this is an ESTIMATE and is flagged as one: it is the fuel share of revision 2's own four-part stack (458.0 of 946.5 per tonne), which is the only evidenced split available. The rest escalates on the domestic cost path. Sensitised in section 6</w:t>
+              <w:t>Terminal cost of debt, the Egyptian long-run corporate norm</w:t>
             </w:r>
           </w:p>
         </w:tc>
@@ -9659,7 +9659,7 @@
                 <w:color w:val="1C3A36"/>
                 <w:sz w:val="14"/>
               </w:rPr>
-              <w:t>nci</w:t>
+              <w:t>kiln_util</w:t>
             </w:r>
           </w:p>
         </w:tc>
@@ -9676,7 +9676,7 @@
                 <w:color w:val="1C3A36"/>
                 <w:sz w:val="14"/>
               </w:rPr>
-              <w:t>120</w:t>
+              <w:t>0.71, 0.717, 0.735, 0.753, 0.772, 0.791</w:t>
             </w:r>
           </w:p>
         </w:tc>
@@ -9710,7 +9710,7 @@
                 <w:color w:val="1C3A36"/>
                 <w:sz w:val="14"/>
               </w:rPr>
-              <w:t>Non-controlling interests deducted in the bridge. Revision 1 omitted them. One reviewer proposed 2,008 (15% of enterprise value) but derived it from nothing; the disclosed evidence — FY2023 group loss 121.42 against an attributable loss of ~117, and FY2024 attributable EPS 23.13 against group profit 3,070 — puts the minority share of profit BELOW 1%. Set at 120 and sensitised</w:t>
+              <w:t>Kiln utilisation FY2025A then FY2026E-FY2030E</w:t>
             </w:r>
           </w:p>
         </w:tc>
@@ -9763,7 +9763,7 @@
                 <w:color w:val="1C3A36"/>
                 <w:sz w:val="14"/>
               </w:rPr>
-              <w:t>norm_mgn</w:t>
+              <w:t>materials_usd_share</w:t>
             </w:r>
           </w:p>
         </w:tc>
@@ -9780,7 +9780,7 @@
                 <w:color w:val="1C3A36"/>
                 <w:sz w:val="14"/>
               </w:rPr>
-              <w:t>0.278</w:t>
+              <w:t>0.484</w:t>
             </w:r>
           </w:p>
         </w:tc>
@@ -9814,7 +9814,7 @@
                 <w:color w:val="1C3A36"/>
                 <w:sz w:val="14"/>
               </w:rPr>
-              <w:t>Mid-cycle EBITDA margin: the midpoint of the FY2024 outturn (24.8%) and the corrected FY2025 peak (30.9%). Revision 1 struck 26.5% off an FY2025 margin understated by the statutory-rate error</w:t>
+              <w:t>The dollar-linked share of the materials line. THE FILING DOES NOT SPLIT IT, so this is an ESTIMATE and is flagged as one: it is the fuel share of revision 2's own four-part stack (458.0 of 946.5 per tonne), which is the only evidenced split available. The rest escalates on the domestic cost path. Sensitised in section 6</w:t>
             </w:r>
           </w:p>
         </w:tc>
@@ -9867,7 +9867,7 @@
                 <w:color w:val="1C3A36"/>
                 <w:sz w:val="14"/>
               </w:rPr>
-              <w:t>norm_rev_haircut</w:t>
+              <w:t>nci</w:t>
             </w:r>
           </w:p>
         </w:tc>
@@ -9884,7 +9884,7 @@
                 <w:color w:val="1C3A36"/>
                 <w:sz w:val="14"/>
               </w:rPr>
-              <w:t>0.92</w:t>
+              <w:t>120</w:t>
             </w:r>
           </w:p>
         </w:tc>
@@ -9918,7 +9918,7 @@
                 <w:color w:val="1C3A36"/>
                 <w:sz w:val="14"/>
               </w:rPr>
-              <w:t>Haircut to the FY2025 revenue base for the normalised lens. Revision 1 applied a mid-cycle MARGIN to a PEAK revenue base — half a normalisation, in the lens whose stated purpose is refusing to capitalise a peak</w:t>
+              <w:t>Non-controlling interests deducted in the bridge. Revision 1 omitted them. One reviewer proposed 2,008 (15% of enterprise value) but derived it from nothing; the disclosed evidence — FY2023 group loss 121.42 against an attributable loss of ~117, and FY2024 attributable EPS 23.13 against group profit 3,070 — puts the minority share of profit BELOW 1%. Set at 120 and sensitised</w:t>
             </w:r>
           </w:p>
         </w:tc>
@@ -9971,7 +9971,7 @@
                 <w:color w:val="1C3A36"/>
                 <w:sz w:val="14"/>
               </w:rPr>
-              <w:t>pe_just</w:t>
+              <w:t>norm_mgn</w:t>
             </w:r>
           </w:p>
         </w:tc>
@@ -9988,7 +9988,7 @@
                 <w:color w:val="1C3A36"/>
                 <w:sz w:val="14"/>
               </w:rPr>
-              <w:t>7</w:t>
+              <w:t>0.278</w:t>
             </w:r>
           </w:p>
         </w:tc>
@@ -10022,7 +10022,7 @@
                 <w:color w:val="1C3A36"/>
                 <w:sz w:val="14"/>
               </w:rPr>
-              <w:t>Justified price/earnings on normalised OPERATING earnings</w:t>
+              <w:t>Mid-cycle EBITDA margin: the midpoint of the FY2024 outturn (24.8%) and the corrected FY2025 peak (30.9%). Revision 1 struck 26.5% off an FY2025 margin understated by the statutory-rate error</w:t>
             </w:r>
           </w:p>
         </w:tc>
@@ -10075,7 +10075,7 @@
                 <w:color w:val="1C3A36"/>
                 <w:sz w:val="14"/>
               </w:rPr>
-              <w:t>price_dom_egp_t</w:t>
+              <w:t>norm_rev_haircut</w:t>
             </w:r>
           </w:p>
         </w:tc>
@@ -10092,7 +10092,7 @@
                 <w:color w:val="1C3A36"/>
                 <w:sz w:val="14"/>
               </w:rPr>
-              <w:t>3,503, 4,063, 4,551, 4,961, 5,333, 5,706</w:t>
+              <w:t>0.92</w:t>
             </w:r>
           </w:p>
         </w:tc>
@@ -10126,7 +10126,7 @@
                 <w:color w:val="1C3A36"/>
                 <w:sz w:val="14"/>
               </w:rPr>
-              <w:t>Domestic realised price ex-works. FY2025 is the level the disclosed revenue implies given the volume build — 13.9% below the ~EGP 4,070/t market average, which is what an ex-works price net of freight and rebates looks like. THE REAL SPREAD PER TONNE IS THEN HELD FLAT: price escalates on the HOUSE inflation ladder at zero real growth, the same index the domestic cost lines carry, so the margin is an OUTPUT of the two and neither side carries an inflation number of its own. Revision 3 typed the path, and a typed nominal rate is unfalsifiable — nobody can tell whether 14.0% meant inflation plus nothing or inflation minus two. The path before that grew nominal prices well below the domestic cost path this same model escalates costs on, and the register described it as 'a REAL decline against CBE inflation' while sourcing no mechanism for it. this house's standing method refuses that mechanism on the company's own measurement: cost per unit of revenue FELL across the reviewed quarter pair and the audited year between them, where the forecast needed it to rise, and a mechanism contradicted by the filings is the assumption wearing one. The 12.6Mt of dormant Egyptian capacity queuing to restart is a real risk to price; it belongs in the bear case and the sensitivity grid, which carry it, not in the base path</w:t>
+              <w:t>Haircut to the FY2025 revenue base for the normalised lens. Revision 1 applied a mid-cycle MARGIN to a PEAK revenue base — half a normalisation, in the lens whose stated purpose is refusing to capitalise a peak</w:t>
             </w:r>
           </w:p>
         </w:tc>
@@ -10143,7 +10143,7 @@
                 <w:color w:val="1C3A36"/>
                 <w:sz w:val="14"/>
               </w:rPr>
-              <w:t>2026-09-04</w:t>
+              <w:t>2026-08-06</w:t>
             </w:r>
           </w:p>
         </w:tc>
@@ -10179,7 +10179,7 @@
                 <w:color w:val="1C3A36"/>
                 <w:sz w:val="14"/>
               </w:rPr>
-              <w:t>rf_term</w:t>
+              <w:t>pe_just</w:t>
             </w:r>
           </w:p>
         </w:tc>
@@ -10196,7 +10196,7 @@
                 <w:color w:val="1C3A36"/>
                 <w:sz w:val="14"/>
               </w:rPr>
-              <w:t>0.105</w:t>
+              <w:t>7</w:t>
             </w:r>
           </w:p>
         </w:tc>
@@ -10230,7 +10230,7 @@
                 <w:color w:val="1C3A36"/>
                 <w:sz w:val="14"/>
               </w:rPr>
-              <w:t>Terminal risk-free rate, READ LIVE from the house macro path rather than typed here: the central bank's operative Q4-2026 inflation target plus the house real-rate convention. TWO EDITIONS OF THIS LINE ARE RETIRED. Revision 1 used the later 5% target while its own text cited 'the 7% and then 5% targets'. Revision 3 typed 12.5% into this file, built on a 5.5pp real convention, and flagged the alternative in its own note as a 'REVIEWABLE CHOICE' worth about 1.8% — which is a defect recorded rather than fixed. The house convention is 3.5%: the retired 5.5pp was a restrictive policy stance, not a long-run real rate, and a perpetuity does not live inside a policy stance. Two readers of one economy must not disagree</w:t>
+              <w:t>Justified price/earnings on normalised OPERATING earnings</w:t>
             </w:r>
           </w:p>
         </w:tc>
@@ -10247,7 +10247,7 @@
                 <w:color w:val="1C3A36"/>
                 <w:sz w:val="14"/>
               </w:rPr>
-              <w:t>2026-09-10</w:t>
+              <w:t>2026-08-06</w:t>
             </w:r>
           </w:p>
         </w:tc>
@@ -10283,7 +10283,7 @@
                 <w:color w:val="1C3A36"/>
                 <w:sz w:val="14"/>
               </w:rPr>
-              <w:t>stub_years</w:t>
+              <w:t>price_dom_egp_t</w:t>
             </w:r>
           </w:p>
         </w:tc>
@@ -10300,7 +10300,7 @@
                 <w:color w:val="1C3A36"/>
                 <w:sz w:val="14"/>
               </w:rPr>
-              <w:t>0.583</w:t>
+              <w:t>3,503, 4,063, 4,551, 4,961, 5,333, 5,706</w:t>
             </w:r>
           </w:p>
         </w:tc>
@@ -10334,7 +10334,7 @@
                 <w:color w:val="1C3A36"/>
                 <w:sz w:val="14"/>
               </w:rPr>
-              <w:t>Elapsed fraction of FY2026 at the valuation date (7 months). Revision 1 discounted FY2026 a full year from a 6-Aug-2026 valuation date and added a 31-Dec-2025 cash balance</w:t>
+              <w:t>Domestic realised price ex-works. FY2025 is the level the disclosed revenue implies given the volume build — 13.9% below the ~EGP 4,070/t market average, which is what an ex-works price net of freight and rebates looks like. THE REAL SPREAD PER TONNE IS THEN HELD FLAT: price escalates on the HOUSE inflation ladder at zero real growth, the same index the domestic cost lines carry, so the margin is an OUTPUT of the two and neither side carries an inflation number of its own. Revision 3 typed the path, and a typed nominal rate is unfalsifiable — nobody can tell whether 14.0% meant inflation plus nothing or inflation minus two. The path before that grew nominal prices well below the domestic cost path this same model escalates costs on, and the register described it as 'a REAL decline against CBE inflation' while sourcing no mechanism for it. this house's standing method refuses that mechanism on the company's own measurement: cost per unit of revenue FELL across the reviewed quarter pair and the audited year between them, where the forecast needed it to rise, and a mechanism contradicted by the filings is the assumption wearing one. The 12.6Mt of dormant Egyptian capacity queuing to restart is a real risk to price; it belongs in the bear case and the sensitivity grid, which carry it, not in the base path</w:t>
             </w:r>
           </w:p>
         </w:tc>
@@ -10351,7 +10351,7 @@
                 <w:color w:val="1C3A36"/>
                 <w:sz w:val="14"/>
               </w:rPr>
-              <w:t>2026-08-06</w:t>
+              <w:t>2026-09-04</w:t>
             </w:r>
           </w:p>
         </w:tc>
@@ -10387,7 +10387,7 @@
                 <w:color w:val="1C3A36"/>
                 <w:sz w:val="14"/>
               </w:rPr>
-              <w:t>swcc_book</w:t>
+              <w:t>rf_term</w:t>
             </w:r>
           </w:p>
         </w:tc>
@@ -10404,7 +10404,7 @@
                 <w:color w:val="1C3A36"/>
                 <w:sz w:val="14"/>
               </w:rPr>
-              <w:t>100</w:t>
+              <w:t>0.105</w:t>
             </w:r>
           </w:p>
         </w:tc>
@@ -10438,7 +10438,7 @@
                 <w:color w:val="1C3A36"/>
                 <w:sz w:val="14"/>
               </w:rPr>
-              <w:t>Carrying value of the 25.4% stake. Revision 1 asserted the profit bridge was 'insensitive to it within a +/-EGP 200mn range'. That was FALSE and untested: in revision 1 the chain ran book value -&gt; gain -&gt; SOLVED treasury income -&gt; cash -&gt; every lens, and a +/-200mn move was worth -4.9% to +9.8%. Revision 2 takes cash from the reported balance sheet instead, so this input now touches only the FY2024 gain/treasury split and nothing downstream</w:t>
+              <w:t>Terminal risk-free rate, READ LIVE from the house macro path rather than typed here: the central bank's operative Q4-2026 inflation target plus the house real-rate convention. TWO EDITIONS OF THIS LINE ARE RETIRED. Revision 1 used the later 5% target while its own text cited 'the 7% and then 5% targets'. Revision 3 typed 12.5% into this file, built on a 5.5pp real convention, and flagged the alternative in its own note as a 'REVIEWABLE CHOICE' worth about 1.8% — which is a defect recorded rather than fixed. The house convention is 3.5%: the retired 5.5pp was a restrictive policy stance, not a long-run real rate, and a perpetuity does not live inside a policy stance. Two readers of one economy must not disagree</w:t>
             </w:r>
           </w:p>
         </w:tc>
@@ -10455,7 +10455,7 @@
                 <w:color w:val="1C3A36"/>
                 <w:sz w:val="14"/>
               </w:rPr>
-              <w:t>2026-08-06</w:t>
+              <w:t>2026-09-10</w:t>
             </w:r>
           </w:p>
         </w:tc>
@@ -10491,7 +10491,7 @@
                 <w:color w:val="1C3A36"/>
                 <w:sz w:val="14"/>
               </w:rPr>
-              <w:t>treas_fy23</w:t>
+              <w:t>stub_years</w:t>
             </w:r>
           </w:p>
         </w:tc>
@@ -10508,7 +10508,7 @@
                 <w:color w:val="1C3A36"/>
                 <w:sz w:val="14"/>
               </w:rPr>
-              <w:t>198</w:t>
+              <w:t>0.583</w:t>
             </w:r>
           </w:p>
         </w:tc>
@@ -10542,7 +10542,7 @@
                 <w:color w:val="1C3A36"/>
                 <w:sz w:val="14"/>
               </w:rPr>
-              <w:t>FY2023 treasury income on its own smaller cash balance</w:t>
+              <w:t>Elapsed fraction of FY2026 at the valuation date (7 months). Revision 1 discounted FY2026 a full year from a 6-Aug-2026 valuation date and added a 31-Dec-2025 cash balance</w:t>
             </w:r>
           </w:p>
         </w:tc>
@@ -10595,7 +10595,7 @@
                 <w:color w:val="1C3A36"/>
                 <w:sz w:val="14"/>
               </w:rPr>
-              <w:t>w_asset</w:t>
+              <w:t>swcc_book</w:t>
             </w:r>
           </w:p>
         </w:tc>
@@ -10612,7 +10612,7 @@
                 <w:color w:val="1C3A36"/>
                 <w:sz w:val="14"/>
               </w:rPr>
-              <w:t>0.08</w:t>
+              <w:t>100</w:t>
             </w:r>
           </w:p>
         </w:tc>
@@ -10646,7 +10646,7 @@
                 <w:color w:val="1C3A36"/>
                 <w:sz w:val="14"/>
               </w:rPr>
-              <w:t>Weight, asset lens. Revision 1 gave it 15% while arguing in the same document that restarted lines cost 'a fraction' of new build and that the asset lens 'should not be read as a floor'. Cut to 8%. REVIEWABLE CHOICE: 15% adds ~3.6%, zero subtracts ~2.6%</w:t>
+              <w:t>Carrying value of the 25.4% stake. Revision 1 asserted the profit bridge was 'insensitive to it within a +/-EGP 200mn range'. That was FALSE and untested: in revision 1 the chain ran book value -&gt; gain -&gt; SOLVED treasury income -&gt; cash -&gt; every lens, and a +/-200mn move was worth -4.9% to +9.8%. Revision 2 takes cash from the reported balance sheet instead, so this input now touches only the FY2024 gain/treasury split and nothing downstream</w:t>
             </w:r>
           </w:p>
         </w:tc>
@@ -10699,7 +10699,7 @@
                 <w:color w:val="1C3A36"/>
                 <w:sz w:val="14"/>
               </w:rPr>
-              <w:t>w_dcf</w:t>
+              <w:t>treas_fy23</w:t>
             </w:r>
           </w:p>
         </w:tc>
@@ -10716,7 +10716,7 @@
                 <w:color w:val="1C3A36"/>
                 <w:sz w:val="14"/>
               </w:rPr>
-              <w:t>0.48</w:t>
+              <w:t>198</w:t>
             </w:r>
           </w:p>
         </w:tc>
@@ -10750,7 +10750,7 @@
                 <w:color w:val="1C3A36"/>
                 <w:sz w:val="14"/>
               </w:rPr>
-              <w:t>Weight, cash-flow lens</w:t>
+              <w:t>FY2023 treasury income on its own smaller cash balance</w:t>
             </w:r>
           </w:p>
         </w:tc>
@@ -10803,7 +10803,7 @@
                 <w:color w:val="1C3A36"/>
                 <w:sz w:val="14"/>
               </w:rPr>
-              <w:t>w_norm</w:t>
+              <w:t>w_asset</w:t>
             </w:r>
           </w:p>
         </w:tc>
@@ -10820,7 +10820,7 @@
                 <w:color w:val="1C3A36"/>
                 <w:sz w:val="14"/>
               </w:rPr>
-              <w:t>0.23</w:t>
+              <w:t>0.08</w:t>
             </w:r>
           </w:p>
         </w:tc>
@@ -10854,7 +10854,7 @@
                 <w:color w:val="1C3A36"/>
                 <w:sz w:val="14"/>
               </w:rPr>
-              <w:t>Weight, normalised lens</w:t>
+              <w:t>Weight, asset lens. Revision 1 gave it 15% while arguing in the same document that restarted lines cost 'a fraction' of new build and that the asset lens 'should not be read as a floor'. Cut to 8%. REVIEWABLE CHOICE: 15% adds ~3.6%, zero subtracts ~2.6%</w:t>
             </w:r>
           </w:p>
         </w:tc>
@@ -10907,7 +10907,7 @@
                 <w:color w:val="1C3A36"/>
                 <w:sz w:val="14"/>
               </w:rPr>
-              <w:t>w_rel</w:t>
+              <w:t>w_dcf</w:t>
             </w:r>
           </w:p>
         </w:tc>
@@ -10924,7 +10924,7 @@
                 <w:color w:val="1C3A36"/>
                 <w:sz w:val="14"/>
               </w:rPr>
-              <w:t>0.21</w:t>
+              <w:t>0.48</w:t>
             </w:r>
           </w:p>
         </w:tc>
@@ -10958,7 +10958,7 @@
                 <w:color w:val="1C3A36"/>
                 <w:sz w:val="14"/>
               </w:rPr>
-              <w:t>Weight, relative lens</w:t>
+              <w:t>Weight, cash-flow lens</w:t>
             </w:r>
           </w:p>
         </w:tc>
@@ -11011,7 +11011,7 @@
                 <w:color w:val="1C3A36"/>
                 <w:sz w:val="14"/>
               </w:rPr>
-              <w:t>wc_pct_drev</w:t>
+              <w:t>w_norm</w:t>
             </w:r>
           </w:p>
         </w:tc>
@@ -11028,7 +11028,7 @@
                 <w:color w:val="1C3A36"/>
                 <w:sz w:val="14"/>
               </w:rPr>
-              <w:t>0.08</w:t>
+              <w:t>0.23</w:t>
             </w:r>
           </w:p>
         </w:tc>
@@ -11062,7 +11062,7 @@
                 <w:color w:val="1C3A36"/>
                 <w:sz w:val="14"/>
               </w:rPr>
-              <w:t>Change in working capital over change in revenue</w:t>
+              <w:t>Weight, normalised lens</w:t>
             </w:r>
           </w:p>
         </w:tc>
@@ -11099,6 +11099,214 @@
                 <w:sz w:val="14"/>
               </w:rPr>
               <w:t>105</w:t>
+            </w:r>
+          </w:p>
+        </w:tc>
+        <w:tc>
+          <w:tcPr>
+            <w:tcW w:type="dxa" w:w="2448"/>
+          </w:tcPr>
+          <w:p>
+            <w:pPr>
+              <w:spacing w:after="20"/>
+            </w:pPr>
+            <w:r>
+              <w:rPr>
+                <w:color w:val="1C3A36"/>
+                <w:sz w:val="14"/>
+              </w:rPr>
+              <w:t>w_rel</w:t>
+            </w:r>
+          </w:p>
+        </w:tc>
+        <w:tc>
+          <w:tcPr>
+            <w:tcW w:type="dxa" w:w="1325"/>
+          </w:tcPr>
+          <w:p>
+            <w:pPr>
+              <w:spacing w:after="20"/>
+            </w:pPr>
+            <w:r>
+              <w:rPr>
+                <w:color w:val="1C3A36"/>
+                <w:sz w:val="14"/>
+              </w:rPr>
+              <w:t>0.21</w:t>
+            </w:r>
+          </w:p>
+        </w:tc>
+        <w:tc>
+          <w:tcPr>
+            <w:tcW w:type="dxa" w:w="1066"/>
+          </w:tcPr>
+          <w:p>
+            <w:pPr>
+              <w:spacing w:after="20"/>
+            </w:pPr>
+            <w:r>
+              <w:rPr>
+                <w:color w:val="1C3A36"/>
+                <w:sz w:val="14"/>
+              </w:rPr>
+              <w:t>House</w:t>
+            </w:r>
+          </w:p>
+        </w:tc>
+        <w:tc>
+          <w:tcPr>
+            <w:tcW w:type="dxa" w:w="7085"/>
+          </w:tcPr>
+          <w:p>
+            <w:pPr>
+              <w:spacing w:after="20"/>
+            </w:pPr>
+            <w:r>
+              <w:rPr>
+                <w:color w:val="1C3A36"/>
+                <w:sz w:val="14"/>
+              </w:rPr>
+              <w:t>Weight, relative lens</w:t>
+            </w:r>
+          </w:p>
+        </w:tc>
+        <w:tc>
+          <w:tcPr>
+            <w:tcW w:type="dxa" w:w="1210"/>
+          </w:tcPr>
+          <w:p>
+            <w:pPr>
+              <w:spacing w:after="20"/>
+            </w:pPr>
+            <w:r>
+              <w:rPr>
+                <w:color w:val="1C3A36"/>
+                <w:sz w:val="14"/>
+              </w:rPr>
+              <w:t>2026-08-06</w:t>
+            </w:r>
+          </w:p>
+        </w:tc>
+      </w:tr>
+      <w:tr>
+        <w:tc>
+          <w:tcPr>
+            <w:tcW w:type="dxa" w:w="518"/>
+          </w:tcPr>
+          <w:p>
+            <w:pPr>
+              <w:spacing w:after="20"/>
+            </w:pPr>
+            <w:r>
+              <w:rPr>
+                <w:color w:val="1C3A36"/>
+                <w:sz w:val="14"/>
+              </w:rPr>
+              <w:t>106</w:t>
+            </w:r>
+          </w:p>
+        </w:tc>
+        <w:tc>
+          <w:tcPr>
+            <w:tcW w:type="dxa" w:w="2448"/>
+          </w:tcPr>
+          <w:p>
+            <w:pPr>
+              <w:spacing w:after="20"/>
+            </w:pPr>
+            <w:r>
+              <w:rPr>
+                <w:color w:val="1C3A36"/>
+                <w:sz w:val="14"/>
+              </w:rPr>
+              <w:t>wc_pct_drev</w:t>
+            </w:r>
+          </w:p>
+        </w:tc>
+        <w:tc>
+          <w:tcPr>
+            <w:tcW w:type="dxa" w:w="1325"/>
+          </w:tcPr>
+          <w:p>
+            <w:pPr>
+              <w:spacing w:after="20"/>
+            </w:pPr>
+            <w:r>
+              <w:rPr>
+                <w:color w:val="1C3A36"/>
+                <w:sz w:val="14"/>
+              </w:rPr>
+              <w:t>0.08</w:t>
+            </w:r>
+          </w:p>
+        </w:tc>
+        <w:tc>
+          <w:tcPr>
+            <w:tcW w:type="dxa" w:w="1066"/>
+          </w:tcPr>
+          <w:p>
+            <w:pPr>
+              <w:spacing w:after="20"/>
+            </w:pPr>
+            <w:r>
+              <w:rPr>
+                <w:color w:val="1C3A36"/>
+                <w:sz w:val="14"/>
+              </w:rPr>
+              <w:t>House</w:t>
+            </w:r>
+          </w:p>
+        </w:tc>
+        <w:tc>
+          <w:tcPr>
+            <w:tcW w:type="dxa" w:w="7085"/>
+          </w:tcPr>
+          <w:p>
+            <w:pPr>
+              <w:spacing w:after="20"/>
+            </w:pPr>
+            <w:r>
+              <w:rPr>
+                <w:color w:val="1C3A36"/>
+                <w:sz w:val="14"/>
+              </w:rPr>
+              <w:t>Change in working capital over change in revenue</w:t>
+            </w:r>
+          </w:p>
+        </w:tc>
+        <w:tc>
+          <w:tcPr>
+            <w:tcW w:type="dxa" w:w="1210"/>
+          </w:tcPr>
+          <w:p>
+            <w:pPr>
+              <w:spacing w:after="20"/>
+            </w:pPr>
+            <w:r>
+              <w:rPr>
+                <w:color w:val="1C3A36"/>
+                <w:sz w:val="14"/>
+              </w:rPr>
+              <w:t>2026-08-06</w:t>
+            </w:r>
+          </w:p>
+        </w:tc>
+      </w:tr>
+      <w:tr>
+        <w:tc>
+          <w:tcPr>
+            <w:tcW w:type="dxa" w:w="518"/>
+          </w:tcPr>
+          <w:p>
+            <w:pPr>
+              <w:spacing w:after="20"/>
+            </w:pPr>
+            <w:r>
+              <w:rPr>
+                <w:color w:val="1C3A36"/>
+                <w:sz w:val="14"/>
+              </w:rPr>
+              <w:t>107</w:t>
             </w:r>
           </w:p>
         </w:tc>

--- a/engine/scem_study/SCEM_Bibliography_10-09-2026.docx
+++ b/engine/scem_study/SCEM_Bibliography_10-09-2026.docx
@@ -10404,7 +10404,7 @@
                 <w:color w:val="1C3A36"/>
                 <w:sz w:val="14"/>
               </w:rPr>
-              <w:t>0.105</w:t>
+              <w:t>0.09</w:t>
             </w:r>
           </w:p>
         </w:tc>
